--- a/output/education/2026-03-27_family-medicine-board-revision/family-medicine-board-revision_guide_facilitator.docx
+++ b/output/education/2026-03-27_family-medicine-board-revision/family-medicine-board-revision_guide_facilitator.docx
@@ -121,10 +121,10 @@
         <w:tblLook w:firstColumn="1" w:firstRow="1" w:lastColumn="0" w:lastRow="0" w:noHBand="0" w:noVBand="1" w:val="04A0"/>
       </w:tblPr>
       <w:tblGrid>
-        <w:gridCol w:w="2160"/>
-        <w:gridCol w:w="2160"/>
-        <w:gridCol w:w="2160"/>
-        <w:gridCol w:w="2160"/>
+        <w:gridCol w:w="850"/>
+        <w:gridCol w:w="2234"/>
+        <w:gridCol w:w="2978"/>
+        <w:gridCol w:w="3452"/>
       </w:tblGrid>
       <w:tr>
         <w:tc>
@@ -1487,10 +1487,10 @@
         <w:tblLook w:firstColumn="1" w:firstRow="1" w:lastColumn="0" w:lastRow="0" w:noHBand="0" w:noVBand="1" w:val="04A0"/>
       </w:tblPr>
       <w:tblGrid>
-        <w:gridCol w:w="2160"/>
-        <w:gridCol w:w="2160"/>
-        <w:gridCol w:w="2160"/>
-        <w:gridCol w:w="2160"/>
+        <w:gridCol w:w="850"/>
+        <w:gridCol w:w="850"/>
+        <w:gridCol w:w="850"/>
+        <w:gridCol w:w="7386"/>
       </w:tblGrid>
       <w:tr>
         <w:tc>
@@ -2550,10 +2550,10 @@
         <w:tblLook w:firstColumn="1" w:firstRow="1" w:lastColumn="0" w:lastRow="0" w:noHBand="0" w:noVBand="1" w:val="04A0"/>
       </w:tblPr>
       <w:tblGrid>
-        <w:gridCol w:w="2160"/>
-        <w:gridCol w:w="2160"/>
-        <w:gridCol w:w="2160"/>
-        <w:gridCol w:w="2160"/>
+        <w:gridCol w:w="850"/>
+        <w:gridCol w:w="2414"/>
+        <w:gridCol w:w="4609"/>
+        <w:gridCol w:w="1609"/>
       </w:tblGrid>
       <w:tr>
         <w:tc>
@@ -3201,10 +3201,10 @@
         <w:tblLook w:firstColumn="1" w:firstRow="1" w:lastColumn="0" w:lastRow="0" w:noHBand="0" w:noVBand="1" w:val="04A0"/>
       </w:tblPr>
       <w:tblGrid>
-        <w:gridCol w:w="2160"/>
-        <w:gridCol w:w="2160"/>
-        <w:gridCol w:w="2160"/>
-        <w:gridCol w:w="2160"/>
+        <w:gridCol w:w="850"/>
+        <w:gridCol w:w="3628"/>
+        <w:gridCol w:w="1361"/>
+        <w:gridCol w:w="3402"/>
       </w:tblGrid>
       <w:tr>
         <w:tc>
@@ -3487,10 +3487,10 @@
         <w:tblLook w:firstColumn="1" w:firstRow="1" w:lastColumn="0" w:lastRow="0" w:noHBand="0" w:noVBand="1" w:val="04A0"/>
       </w:tblPr>
       <w:tblGrid>
-        <w:gridCol w:w="2160"/>
-        <w:gridCol w:w="2160"/>
-        <w:gridCol w:w="2160"/>
-        <w:gridCol w:w="2160"/>
+        <w:gridCol w:w="850"/>
+        <w:gridCol w:w="4293"/>
+        <w:gridCol w:w="850"/>
+        <w:gridCol w:w="4472"/>
       </w:tblGrid>
       <w:tr>
         <w:tc>
@@ -3867,10 +3867,10 @@
         <w:tblLook w:firstColumn="1" w:firstRow="1" w:lastColumn="0" w:lastRow="0" w:noHBand="0" w:noVBand="1" w:val="04A0"/>
       </w:tblPr>
       <w:tblGrid>
-        <w:gridCol w:w="2160"/>
-        <w:gridCol w:w="2160"/>
-        <w:gridCol w:w="2160"/>
-        <w:gridCol w:w="2160"/>
+        <w:gridCol w:w="850"/>
+        <w:gridCol w:w="4945"/>
+        <w:gridCol w:w="850"/>
+        <w:gridCol w:w="3762"/>
       </w:tblGrid>
       <w:tr>
         <w:tc>
@@ -4258,10 +4258,10 @@
         <w:tblLook w:firstColumn="1" w:firstRow="1" w:lastColumn="0" w:lastRow="0" w:noHBand="0" w:noVBand="1" w:val="04A0"/>
       </w:tblPr>
       <w:tblGrid>
-        <w:gridCol w:w="2160"/>
-        <w:gridCol w:w="2160"/>
-        <w:gridCol w:w="2160"/>
-        <w:gridCol w:w="2160"/>
+        <w:gridCol w:w="850"/>
+        <w:gridCol w:w="7721"/>
+        <w:gridCol w:w="850"/>
+        <w:gridCol w:w="850"/>
       </w:tblGrid>
       <w:tr>
         <w:tc>
